--- a/baocaothuctap.docx
+++ b/baocaothuctap.docx
@@ -6,6 +6,7 @@
       <w:pPr>
         <w:pStyle w:val="Title"/>
       </w:pPr>
+      <w:bookmarkStart w:id="0" w:name="_Toc242607918"/>
       <w:r>
         <w:rPr>
           <w:noProof/>
@@ -95,14 +96,17 @@
       <w:r>
         <w:t>TRƯỜNG ĐẠI HỌC CÔNG NGHỆ THÔNG TIN</w:t>
       </w:r>
+      <w:bookmarkEnd w:id="0"/>
     </w:p>
     <w:p>
       <w:pPr>
         <w:pStyle w:val="Title"/>
       </w:pPr>
+      <w:bookmarkStart w:id="1" w:name="_Toc242607919"/>
       <w:r>
         <w:t>KHOA KỸ THUẬT MÁY TÍNH</w:t>
       </w:r>
+      <w:bookmarkEnd w:id="1"/>
     </w:p>
     <w:p>
       <w:pPr>
@@ -123,9 +127,11 @@
       <w:pPr>
         <w:pStyle w:val="Title"/>
       </w:pPr>
+      <w:bookmarkStart w:id="2" w:name="_Toc242607920"/>
       <w:r>
         <w:t>BÁO CÁO THỰC TẬP DOANH NGHIỆP</w:t>
       </w:r>
+      <w:bookmarkEnd w:id="2"/>
     </w:p>
     <w:p>
       <w:pPr>
@@ -144,9 +150,11 @@
           <w:bCs w:val="0"/>
         </w:rPr>
       </w:pPr>
+      <w:bookmarkStart w:id="3" w:name="_Toc242607921"/>
       <w:r>
         <w:t>&lt;TÊN ĐỀ TÀI&gt;</w:t>
       </w:r>
+      <w:bookmarkEnd w:id="3"/>
     </w:p>
     <w:p>
       <w:pPr>
@@ -160,9 +168,11 @@
       <w:pPr>
         <w:pStyle w:val="Subtitle"/>
       </w:pPr>
+      <w:bookmarkStart w:id="4" w:name="_Toc242607922"/>
       <w:r>
         <w:t>BOSCH GLOBAL SOFTWARE VIETNAM</w:t>
       </w:r>
+      <w:bookmarkEnd w:id="4"/>
     </w:p>
     <w:p>
       <w:pPr>
@@ -436,6 +446,1196 @@
         <w:t>TP. HỒ CHÍ MINH, NĂM 2026</w:t>
       </w:r>
     </w:p>
+    <w:sdt>
+      <w:sdtPr>
+        <w:id w:val="-1226214899"/>
+        <w:docPartObj>
+          <w:docPartGallery w:val="Table of Contents"/>
+          <w:docPartUnique/>
+        </w:docPartObj>
+      </w:sdtPr>
+      <w:sdtEndPr>
+        <w:rPr>
+          <w:b/>
+          <w:bCs/>
+          <w:noProof/>
+        </w:rPr>
+      </w:sdtEndPr>
+      <w:sdtContent>
+        <w:p>
+          <w:pPr>
+            <w:jc w:val="center"/>
+            <w:rPr>
+              <w:rFonts w:cs="Times New Roman"/>
+              <w:b/>
+              <w:bCs/>
+              <w:sz w:val="36"/>
+              <w:szCs w:val="40"/>
+            </w:rPr>
+          </w:pPr>
+          <w:r>
+            <w:rPr>
+              <w:b/>
+              <w:bCs/>
+              <w:sz w:val="32"/>
+              <w:szCs w:val="36"/>
+            </w:rPr>
+            <w:t>MỤC LỤC</w:t>
+          </w:r>
+          <w:r>
+            <w:rPr>
+              <w:b/>
+              <w:bCs/>
+              <w:sz w:val="32"/>
+              <w:szCs w:val="36"/>
+            </w:rPr>
+            <w:fldChar w:fldCharType="begin"/>
+          </w:r>
+          <w:r>
+            <w:rPr>
+              <w:b/>
+              <w:bCs/>
+              <w:sz w:val="32"/>
+              <w:szCs w:val="36"/>
+            </w:rPr>
+            <w:instrText xml:space="preserve"> TOC \o "1-3" \h \z \u </w:instrText>
+          </w:r>
+          <w:r>
+            <w:rPr>
+              <w:b/>
+              <w:bCs/>
+              <w:sz w:val="32"/>
+              <w:szCs w:val="36"/>
+            </w:rPr>
+            <w:fldChar w:fldCharType="separate"/>
+          </w:r>
+          <w:hyperlink w:anchor="_Toc242607918" w:history="1"/>
+        </w:p>
+        <w:p>
+          <w:pPr>
+            <w:pStyle w:val="TOC1"/>
+            <w:rPr>
+              <w:rFonts w:asciiTheme="minorHAnsi" w:hAnsiTheme="minorHAnsi"/>
+              <w:sz w:val="24"/>
+            </w:rPr>
+          </w:pPr>
+          <w:hyperlink w:anchor="_Toc242607923" w:history="1">
+            <w:r>
+              <w:rPr>
+                <w:rStyle w:val="Hyperlink"/>
+                <w:b w:val="0"/>
+                <w:bCs w:val="0"/>
+              </w:rPr>
+              <w:t>CHƯƠNG 1: TỔNG QUAN VỀ NƠI THỰC TẬP</w:t>
+            </w:r>
+            <w:r>
+              <w:rPr>
+                <w:webHidden/>
+              </w:rPr>
+              <w:tab/>
+            </w:r>
+            <w:r>
+              <w:rPr>
+                <w:webHidden/>
+              </w:rPr>
+              <w:fldChar w:fldCharType="begin"/>
+            </w:r>
+            <w:r>
+              <w:rPr>
+                <w:webHidden/>
+              </w:rPr>
+              <w:instrText xml:space="preserve"> PAGEREF _Toc242607923 \h </w:instrText>
+            </w:r>
+            <w:r>
+              <w:rPr>
+                <w:webHidden/>
+              </w:rPr>
+            </w:r>
+            <w:r>
+              <w:rPr>
+                <w:webHidden/>
+              </w:rPr>
+              <w:fldChar w:fldCharType="separate"/>
+            </w:r>
+            <w:r>
+              <w:rPr>
+                <w:webHidden/>
+              </w:rPr>
+              <w:t>3</w:t>
+            </w:r>
+            <w:r>
+              <w:rPr>
+                <w:webHidden/>
+              </w:rPr>
+              <w:fldChar w:fldCharType="end"/>
+            </w:r>
+          </w:hyperlink>
+        </w:p>
+        <w:p>
+          <w:pPr>
+            <w:pStyle w:val="TOC2"/>
+            <w:tabs>
+              <w:tab w:val="left" w:pos="960"/>
+              <w:tab w:val="right" w:leader="dot" w:pos="9350"/>
+            </w:tabs>
+            <w:rPr>
+              <w:rFonts w:asciiTheme="minorHAnsi" w:hAnsiTheme="minorHAnsi"/>
+              <w:noProof/>
+              <w:sz w:val="24"/>
+            </w:rPr>
+          </w:pPr>
+          <w:hyperlink w:anchor="_Toc242607924" w:history="1">
+            <w:r>
+              <w:rPr>
+                <w:rStyle w:val="Hyperlink"/>
+                <w:rFonts w:eastAsia="Times New Roman" w:cs="Times New Roman"/>
+                <w:noProof/>
+              </w:rPr>
+              <w:t>1.1.</w:t>
+            </w:r>
+            <w:r>
+              <w:rPr>
+                <w:rFonts w:asciiTheme="minorHAnsi" w:hAnsiTheme="minorHAnsi"/>
+                <w:noProof/>
+                <w:sz w:val="24"/>
+              </w:rPr>
+              <w:tab/>
+            </w:r>
+            <w:r>
+              <w:rPr>
+                <w:rStyle w:val="Hyperlink"/>
+                <w:rFonts w:eastAsia="Times New Roman" w:cs="Times New Roman"/>
+                <w:noProof/>
+              </w:rPr>
+              <w:t>Tổng quan về đơn vị thực tập</w:t>
+            </w:r>
+            <w:r>
+              <w:rPr>
+                <w:noProof/>
+                <w:webHidden/>
+              </w:rPr>
+              <w:tab/>
+            </w:r>
+            <w:r>
+              <w:rPr>
+                <w:noProof/>
+                <w:webHidden/>
+              </w:rPr>
+              <w:fldChar w:fldCharType="begin"/>
+            </w:r>
+            <w:r>
+              <w:rPr>
+                <w:noProof/>
+                <w:webHidden/>
+              </w:rPr>
+              <w:instrText xml:space="preserve"> PAGEREF _Toc242607924 \h </w:instrText>
+            </w:r>
+            <w:r>
+              <w:rPr>
+                <w:noProof/>
+                <w:webHidden/>
+              </w:rPr>
+            </w:r>
+            <w:r>
+              <w:rPr>
+                <w:noProof/>
+                <w:webHidden/>
+              </w:rPr>
+              <w:fldChar w:fldCharType="separate"/>
+            </w:r>
+            <w:r>
+              <w:rPr>
+                <w:noProof/>
+                <w:webHidden/>
+              </w:rPr>
+              <w:t>3</w:t>
+            </w:r>
+            <w:r>
+              <w:rPr>
+                <w:noProof/>
+                <w:webHidden/>
+              </w:rPr>
+              <w:fldChar w:fldCharType="end"/>
+            </w:r>
+          </w:hyperlink>
+        </w:p>
+        <w:p>
+          <w:pPr>
+            <w:pStyle w:val="TOC2"/>
+            <w:tabs>
+              <w:tab w:val="left" w:pos="960"/>
+              <w:tab w:val="right" w:leader="dot" w:pos="9350"/>
+            </w:tabs>
+            <w:rPr>
+              <w:rFonts w:asciiTheme="minorHAnsi" w:hAnsiTheme="minorHAnsi"/>
+              <w:noProof/>
+              <w:sz w:val="24"/>
+            </w:rPr>
+          </w:pPr>
+          <w:hyperlink w:anchor="_Toc242607925" w:history="1">
+            <w:r>
+              <w:rPr>
+                <w:rStyle w:val="Hyperlink"/>
+                <w:rFonts w:eastAsia="Times New Roman" w:cs="Times New Roman"/>
+                <w:noProof/>
+              </w:rPr>
+              <w:t>1.2.</w:t>
+            </w:r>
+            <w:r>
+              <w:rPr>
+                <w:rFonts w:asciiTheme="minorHAnsi" w:hAnsiTheme="minorHAnsi"/>
+                <w:noProof/>
+                <w:sz w:val="24"/>
+              </w:rPr>
+              <w:tab/>
+            </w:r>
+            <w:r>
+              <w:rPr>
+                <w:rStyle w:val="Hyperlink"/>
+                <w:rFonts w:eastAsia="Times New Roman" w:cs="Times New Roman"/>
+                <w:noProof/>
+              </w:rPr>
+              <w:t>Tóm tắt lĩnh vực hoạt động</w:t>
+            </w:r>
+            <w:r>
+              <w:rPr>
+                <w:noProof/>
+                <w:webHidden/>
+              </w:rPr>
+              <w:tab/>
+            </w:r>
+            <w:r>
+              <w:rPr>
+                <w:noProof/>
+                <w:webHidden/>
+              </w:rPr>
+              <w:fldChar w:fldCharType="begin"/>
+            </w:r>
+            <w:r>
+              <w:rPr>
+                <w:noProof/>
+                <w:webHidden/>
+              </w:rPr>
+              <w:instrText xml:space="preserve"> PAGEREF _Toc242607925 \h </w:instrText>
+            </w:r>
+            <w:r>
+              <w:rPr>
+                <w:noProof/>
+                <w:webHidden/>
+              </w:rPr>
+            </w:r>
+            <w:r>
+              <w:rPr>
+                <w:noProof/>
+                <w:webHidden/>
+              </w:rPr>
+              <w:fldChar w:fldCharType="separate"/>
+            </w:r>
+            <w:r>
+              <w:rPr>
+                <w:noProof/>
+                <w:webHidden/>
+              </w:rPr>
+              <w:t>3</w:t>
+            </w:r>
+            <w:r>
+              <w:rPr>
+                <w:noProof/>
+                <w:webHidden/>
+              </w:rPr>
+              <w:fldChar w:fldCharType="end"/>
+            </w:r>
+          </w:hyperlink>
+        </w:p>
+        <w:p>
+          <w:pPr>
+            <w:pStyle w:val="TOC2"/>
+            <w:tabs>
+              <w:tab w:val="left" w:pos="960"/>
+              <w:tab w:val="right" w:leader="dot" w:pos="9350"/>
+            </w:tabs>
+            <w:rPr>
+              <w:rFonts w:asciiTheme="minorHAnsi" w:hAnsiTheme="minorHAnsi"/>
+              <w:noProof/>
+              <w:sz w:val="24"/>
+            </w:rPr>
+          </w:pPr>
+          <w:hyperlink w:anchor="_Toc242607926" w:history="1">
+            <w:r>
+              <w:rPr>
+                <w:rStyle w:val="Hyperlink"/>
+                <w:rFonts w:eastAsia="Times New Roman" w:cs="Times New Roman"/>
+                <w:noProof/>
+              </w:rPr>
+              <w:t>1.3.</w:t>
+            </w:r>
+            <w:r>
+              <w:rPr>
+                <w:rFonts w:asciiTheme="minorHAnsi" w:hAnsiTheme="minorHAnsi"/>
+                <w:noProof/>
+                <w:sz w:val="24"/>
+              </w:rPr>
+              <w:tab/>
+            </w:r>
+            <w:r>
+              <w:rPr>
+                <w:rStyle w:val="Hyperlink"/>
+                <w:rFonts w:eastAsia="Times New Roman" w:cs="Times New Roman"/>
+                <w:noProof/>
+              </w:rPr>
+              <w:t>Tóm tắt các sản phẩm chính</w:t>
+            </w:r>
+            <w:r>
+              <w:rPr>
+                <w:noProof/>
+                <w:webHidden/>
+              </w:rPr>
+              <w:tab/>
+            </w:r>
+            <w:r>
+              <w:rPr>
+                <w:noProof/>
+                <w:webHidden/>
+              </w:rPr>
+              <w:fldChar w:fldCharType="begin"/>
+            </w:r>
+            <w:r>
+              <w:rPr>
+                <w:noProof/>
+                <w:webHidden/>
+              </w:rPr>
+              <w:instrText xml:space="preserve"> PAGEREF _Toc242607926 \h </w:instrText>
+            </w:r>
+            <w:r>
+              <w:rPr>
+                <w:noProof/>
+                <w:webHidden/>
+              </w:rPr>
+            </w:r>
+            <w:r>
+              <w:rPr>
+                <w:noProof/>
+                <w:webHidden/>
+              </w:rPr>
+              <w:fldChar w:fldCharType="separate"/>
+            </w:r>
+            <w:r>
+              <w:rPr>
+                <w:noProof/>
+                <w:webHidden/>
+              </w:rPr>
+              <w:t>3</w:t>
+            </w:r>
+            <w:r>
+              <w:rPr>
+                <w:noProof/>
+                <w:webHidden/>
+              </w:rPr>
+              <w:fldChar w:fldCharType="end"/>
+            </w:r>
+          </w:hyperlink>
+        </w:p>
+        <w:p>
+          <w:pPr>
+            <w:pStyle w:val="TOC2"/>
+            <w:tabs>
+              <w:tab w:val="left" w:pos="960"/>
+              <w:tab w:val="right" w:leader="dot" w:pos="9350"/>
+            </w:tabs>
+            <w:rPr>
+              <w:rFonts w:asciiTheme="minorHAnsi" w:hAnsiTheme="minorHAnsi"/>
+              <w:noProof/>
+              <w:sz w:val="24"/>
+            </w:rPr>
+          </w:pPr>
+          <w:hyperlink w:anchor="_Toc242607927" w:history="1">
+            <w:r>
+              <w:rPr>
+                <w:rStyle w:val="Hyperlink"/>
+                <w:rFonts w:eastAsia="Times New Roman" w:cs="Times New Roman"/>
+                <w:noProof/>
+              </w:rPr>
+              <w:t>1.4.</w:t>
+            </w:r>
+            <w:r>
+              <w:rPr>
+                <w:rFonts w:asciiTheme="minorHAnsi" w:hAnsiTheme="minorHAnsi"/>
+                <w:noProof/>
+                <w:sz w:val="24"/>
+              </w:rPr>
+              <w:tab/>
+            </w:r>
+            <w:r>
+              <w:rPr>
+                <w:rStyle w:val="Hyperlink"/>
+                <w:rFonts w:eastAsia="Times New Roman" w:cs="Times New Roman"/>
+                <w:noProof/>
+              </w:rPr>
+              <w:t>Tóm tắt về cựu sinh viên UIT đã và đang làm việc tại đơn vị</w:t>
+            </w:r>
+            <w:r>
+              <w:rPr>
+                <w:noProof/>
+                <w:webHidden/>
+              </w:rPr>
+              <w:tab/>
+            </w:r>
+            <w:r>
+              <w:rPr>
+                <w:noProof/>
+                <w:webHidden/>
+              </w:rPr>
+              <w:fldChar w:fldCharType="begin"/>
+            </w:r>
+            <w:r>
+              <w:rPr>
+                <w:noProof/>
+                <w:webHidden/>
+              </w:rPr>
+              <w:instrText xml:space="preserve"> PAGEREF _Toc242607927 \h </w:instrText>
+            </w:r>
+            <w:r>
+              <w:rPr>
+                <w:noProof/>
+                <w:webHidden/>
+              </w:rPr>
+            </w:r>
+            <w:r>
+              <w:rPr>
+                <w:noProof/>
+                <w:webHidden/>
+              </w:rPr>
+              <w:fldChar w:fldCharType="separate"/>
+            </w:r>
+            <w:r>
+              <w:rPr>
+                <w:noProof/>
+                <w:webHidden/>
+              </w:rPr>
+              <w:t>3</w:t>
+            </w:r>
+            <w:r>
+              <w:rPr>
+                <w:noProof/>
+                <w:webHidden/>
+              </w:rPr>
+              <w:fldChar w:fldCharType="end"/>
+            </w:r>
+          </w:hyperlink>
+        </w:p>
+        <w:p>
+          <w:pPr>
+            <w:pStyle w:val="TOC1"/>
+            <w:rPr>
+              <w:rFonts w:asciiTheme="minorHAnsi" w:hAnsiTheme="minorHAnsi"/>
+              <w:sz w:val="24"/>
+            </w:rPr>
+          </w:pPr>
+          <w:hyperlink w:anchor="_Toc242607928" w:history="1">
+            <w:r>
+              <w:rPr>
+                <w:rStyle w:val="Hyperlink"/>
+              </w:rPr>
+              <w:t>CHƯƠNG 2: TÓM TẮT NỘI DUNG THỰC TẬP</w:t>
+            </w:r>
+            <w:r>
+              <w:rPr>
+                <w:webHidden/>
+              </w:rPr>
+              <w:tab/>
+            </w:r>
+            <w:r>
+              <w:rPr>
+                <w:webHidden/>
+              </w:rPr>
+              <w:fldChar w:fldCharType="begin"/>
+            </w:r>
+            <w:r>
+              <w:rPr>
+                <w:webHidden/>
+              </w:rPr>
+              <w:instrText xml:space="preserve"> PAGEREF _Toc242607928 \h </w:instrText>
+            </w:r>
+            <w:r>
+              <w:rPr>
+                <w:webHidden/>
+              </w:rPr>
+            </w:r>
+            <w:r>
+              <w:rPr>
+                <w:webHidden/>
+              </w:rPr>
+              <w:fldChar w:fldCharType="separate"/>
+            </w:r>
+            <w:r>
+              <w:rPr>
+                <w:webHidden/>
+              </w:rPr>
+              <w:t>4</w:t>
+            </w:r>
+            <w:r>
+              <w:rPr>
+                <w:webHidden/>
+              </w:rPr>
+              <w:fldChar w:fldCharType="end"/>
+            </w:r>
+          </w:hyperlink>
+        </w:p>
+        <w:p>
+          <w:pPr>
+            <w:pStyle w:val="TOC2"/>
+            <w:tabs>
+              <w:tab w:val="left" w:pos="960"/>
+              <w:tab w:val="right" w:leader="dot" w:pos="9350"/>
+            </w:tabs>
+            <w:rPr>
+              <w:rFonts w:asciiTheme="minorHAnsi" w:hAnsiTheme="minorHAnsi"/>
+              <w:noProof/>
+              <w:sz w:val="24"/>
+            </w:rPr>
+          </w:pPr>
+          <w:hyperlink w:anchor="_Toc242607929" w:history="1">
+            <w:r>
+              <w:rPr>
+                <w:rStyle w:val="Hyperlink"/>
+                <w:rFonts w:eastAsia="Times New Roman" w:cs="Times New Roman"/>
+                <w:i/>
+                <w:iCs/>
+                <w:noProof/>
+              </w:rPr>
+              <w:t>2.1.</w:t>
+            </w:r>
+            <w:r>
+              <w:rPr>
+                <w:rFonts w:asciiTheme="minorHAnsi" w:hAnsiTheme="minorHAnsi"/>
+                <w:noProof/>
+                <w:sz w:val="24"/>
+              </w:rPr>
+              <w:tab/>
+            </w:r>
+            <w:r>
+              <w:rPr>
+                <w:rStyle w:val="Hyperlink"/>
+                <w:rFonts w:eastAsia="Times New Roman" w:cs="Times New Roman"/>
+                <w:noProof/>
+              </w:rPr>
+              <w:t>Tóm tắt nội dung thực thiện</w:t>
+            </w:r>
+            <w:r>
+              <w:rPr>
+                <w:noProof/>
+                <w:webHidden/>
+              </w:rPr>
+              <w:tab/>
+            </w:r>
+            <w:r>
+              <w:rPr>
+                <w:noProof/>
+                <w:webHidden/>
+              </w:rPr>
+              <w:fldChar w:fldCharType="begin"/>
+            </w:r>
+            <w:r>
+              <w:rPr>
+                <w:noProof/>
+                <w:webHidden/>
+              </w:rPr>
+              <w:instrText xml:space="preserve"> PAGEREF _Toc242607929 \h </w:instrText>
+            </w:r>
+            <w:r>
+              <w:rPr>
+                <w:noProof/>
+                <w:webHidden/>
+              </w:rPr>
+            </w:r>
+            <w:r>
+              <w:rPr>
+                <w:noProof/>
+                <w:webHidden/>
+              </w:rPr>
+              <w:fldChar w:fldCharType="separate"/>
+            </w:r>
+            <w:r>
+              <w:rPr>
+                <w:noProof/>
+                <w:webHidden/>
+              </w:rPr>
+              <w:t>4</w:t>
+            </w:r>
+            <w:r>
+              <w:rPr>
+                <w:noProof/>
+                <w:webHidden/>
+              </w:rPr>
+              <w:fldChar w:fldCharType="end"/>
+            </w:r>
+          </w:hyperlink>
+        </w:p>
+        <w:p>
+          <w:pPr>
+            <w:pStyle w:val="TOC2"/>
+            <w:tabs>
+              <w:tab w:val="left" w:pos="960"/>
+              <w:tab w:val="right" w:leader="dot" w:pos="9350"/>
+            </w:tabs>
+            <w:rPr>
+              <w:rFonts w:asciiTheme="minorHAnsi" w:hAnsiTheme="minorHAnsi"/>
+              <w:noProof/>
+              <w:sz w:val="24"/>
+            </w:rPr>
+          </w:pPr>
+          <w:hyperlink w:anchor="_Toc242607930" w:history="1">
+            <w:r>
+              <w:rPr>
+                <w:rStyle w:val="Hyperlink"/>
+                <w:rFonts w:eastAsia="Times New Roman" w:cs="Times New Roman"/>
+                <w:i/>
+                <w:iCs/>
+                <w:noProof/>
+              </w:rPr>
+              <w:t>2.2.</w:t>
+            </w:r>
+            <w:r>
+              <w:rPr>
+                <w:rFonts w:asciiTheme="minorHAnsi" w:hAnsiTheme="minorHAnsi"/>
+                <w:noProof/>
+                <w:sz w:val="24"/>
+              </w:rPr>
+              <w:tab/>
+            </w:r>
+            <w:r>
+              <w:rPr>
+                <w:rStyle w:val="Hyperlink"/>
+                <w:rFonts w:eastAsia="Times New Roman" w:cs="Times New Roman"/>
+                <w:noProof/>
+              </w:rPr>
+              <w:t>Tóm tắt kết quả thực hiện</w:t>
+            </w:r>
+            <w:r>
+              <w:rPr>
+                <w:noProof/>
+                <w:webHidden/>
+              </w:rPr>
+              <w:tab/>
+            </w:r>
+            <w:r>
+              <w:rPr>
+                <w:noProof/>
+                <w:webHidden/>
+              </w:rPr>
+              <w:fldChar w:fldCharType="begin"/>
+            </w:r>
+            <w:r>
+              <w:rPr>
+                <w:noProof/>
+                <w:webHidden/>
+              </w:rPr>
+              <w:instrText xml:space="preserve"> PAGEREF _Toc242607930 \h </w:instrText>
+            </w:r>
+            <w:r>
+              <w:rPr>
+                <w:noProof/>
+                <w:webHidden/>
+              </w:rPr>
+            </w:r>
+            <w:r>
+              <w:rPr>
+                <w:noProof/>
+                <w:webHidden/>
+              </w:rPr>
+              <w:fldChar w:fldCharType="separate"/>
+            </w:r>
+            <w:r>
+              <w:rPr>
+                <w:noProof/>
+                <w:webHidden/>
+              </w:rPr>
+              <w:t>4</w:t>
+            </w:r>
+            <w:r>
+              <w:rPr>
+                <w:noProof/>
+                <w:webHidden/>
+              </w:rPr>
+              <w:fldChar w:fldCharType="end"/>
+            </w:r>
+          </w:hyperlink>
+        </w:p>
+        <w:p>
+          <w:pPr>
+            <w:pStyle w:val="TOC1"/>
+            <w:rPr>
+              <w:rFonts w:asciiTheme="minorHAnsi" w:hAnsiTheme="minorHAnsi"/>
+              <w:sz w:val="24"/>
+            </w:rPr>
+          </w:pPr>
+          <w:hyperlink w:anchor="_Toc242607931" w:history="1">
+            <w:r>
+              <w:rPr>
+                <w:rStyle w:val="Hyperlink"/>
+              </w:rPr>
+              <w:t>CHƯƠNG 3: NỘI DUNG THỰC TẬP CHI TIẾT</w:t>
+            </w:r>
+            <w:r>
+              <w:rPr>
+                <w:webHidden/>
+              </w:rPr>
+              <w:tab/>
+            </w:r>
+            <w:r>
+              <w:rPr>
+                <w:webHidden/>
+              </w:rPr>
+              <w:fldChar w:fldCharType="begin"/>
+            </w:r>
+            <w:r>
+              <w:rPr>
+                <w:webHidden/>
+              </w:rPr>
+              <w:instrText xml:space="preserve"> PAGEREF _Toc242607931 \h </w:instrText>
+            </w:r>
+            <w:r>
+              <w:rPr>
+                <w:webHidden/>
+              </w:rPr>
+            </w:r>
+            <w:r>
+              <w:rPr>
+                <w:webHidden/>
+              </w:rPr>
+              <w:fldChar w:fldCharType="separate"/>
+            </w:r>
+            <w:r>
+              <w:rPr>
+                <w:webHidden/>
+              </w:rPr>
+              <w:t>6</w:t>
+            </w:r>
+            <w:r>
+              <w:rPr>
+                <w:webHidden/>
+              </w:rPr>
+              <w:fldChar w:fldCharType="end"/>
+            </w:r>
+          </w:hyperlink>
+        </w:p>
+        <w:p>
+          <w:pPr>
+            <w:pStyle w:val="TOC1"/>
+            <w:rPr>
+              <w:rFonts w:asciiTheme="minorHAnsi" w:hAnsiTheme="minorHAnsi"/>
+              <w:sz w:val="24"/>
+            </w:rPr>
+          </w:pPr>
+          <w:hyperlink w:anchor="_Toc242607932" w:history="1">
+            <w:r>
+              <w:rPr>
+                <w:rStyle w:val="Hyperlink"/>
+              </w:rPr>
+              <w:t>CHƯƠNG 4: KẾT LUẬN</w:t>
+            </w:r>
+            <w:r>
+              <w:rPr>
+                <w:webHidden/>
+              </w:rPr>
+              <w:tab/>
+            </w:r>
+            <w:r>
+              <w:rPr>
+                <w:webHidden/>
+              </w:rPr>
+              <w:fldChar w:fldCharType="begin"/>
+            </w:r>
+            <w:r>
+              <w:rPr>
+                <w:webHidden/>
+              </w:rPr>
+              <w:instrText xml:space="preserve"> PAGEREF _Toc242607932 \h </w:instrText>
+            </w:r>
+            <w:r>
+              <w:rPr>
+                <w:webHidden/>
+              </w:rPr>
+            </w:r>
+            <w:r>
+              <w:rPr>
+                <w:webHidden/>
+              </w:rPr>
+              <w:fldChar w:fldCharType="separate"/>
+            </w:r>
+            <w:r>
+              <w:rPr>
+                <w:webHidden/>
+              </w:rPr>
+              <w:t>7</w:t>
+            </w:r>
+            <w:r>
+              <w:rPr>
+                <w:webHidden/>
+              </w:rPr>
+              <w:fldChar w:fldCharType="end"/>
+            </w:r>
+          </w:hyperlink>
+        </w:p>
+        <w:p>
+          <w:pPr>
+            <w:pStyle w:val="TOC2"/>
+            <w:tabs>
+              <w:tab w:val="left" w:pos="960"/>
+              <w:tab w:val="right" w:leader="dot" w:pos="9350"/>
+            </w:tabs>
+            <w:rPr>
+              <w:rFonts w:asciiTheme="minorHAnsi" w:hAnsiTheme="minorHAnsi"/>
+              <w:noProof/>
+              <w:sz w:val="24"/>
+            </w:rPr>
+          </w:pPr>
+          <w:hyperlink w:anchor="_Toc242607933" w:history="1">
+            <w:r>
+              <w:rPr>
+                <w:rStyle w:val="Hyperlink"/>
+                <w:rFonts w:eastAsia="Times New Roman" w:cs="Times New Roman"/>
+                <w:noProof/>
+              </w:rPr>
+              <w:t>4.1.</w:t>
+            </w:r>
+            <w:r>
+              <w:rPr>
+                <w:rFonts w:asciiTheme="minorHAnsi" w:hAnsiTheme="minorHAnsi"/>
+                <w:noProof/>
+                <w:sz w:val="24"/>
+              </w:rPr>
+              <w:tab/>
+            </w:r>
+            <w:r>
+              <w:rPr>
+                <w:rStyle w:val="Hyperlink"/>
+                <w:rFonts w:eastAsia="Times New Roman" w:cs="Times New Roman"/>
+                <w:noProof/>
+              </w:rPr>
+              <w:t>Những kiến thức lý thuyết được cũng cố</w:t>
+            </w:r>
+            <w:r>
+              <w:rPr>
+                <w:noProof/>
+                <w:webHidden/>
+              </w:rPr>
+              <w:tab/>
+            </w:r>
+            <w:r>
+              <w:rPr>
+                <w:noProof/>
+                <w:webHidden/>
+              </w:rPr>
+              <w:fldChar w:fldCharType="begin"/>
+            </w:r>
+            <w:r>
+              <w:rPr>
+                <w:noProof/>
+                <w:webHidden/>
+              </w:rPr>
+              <w:instrText xml:space="preserve"> PAGEREF _Toc242607933 \h </w:instrText>
+            </w:r>
+            <w:r>
+              <w:rPr>
+                <w:noProof/>
+                <w:webHidden/>
+              </w:rPr>
+            </w:r>
+            <w:r>
+              <w:rPr>
+                <w:noProof/>
+                <w:webHidden/>
+              </w:rPr>
+              <w:fldChar w:fldCharType="separate"/>
+            </w:r>
+            <w:r>
+              <w:rPr>
+                <w:noProof/>
+                <w:webHidden/>
+              </w:rPr>
+              <w:t>7</w:t>
+            </w:r>
+            <w:r>
+              <w:rPr>
+                <w:noProof/>
+                <w:webHidden/>
+              </w:rPr>
+              <w:fldChar w:fldCharType="end"/>
+            </w:r>
+          </w:hyperlink>
+        </w:p>
+        <w:p>
+          <w:pPr>
+            <w:pStyle w:val="TOC2"/>
+            <w:tabs>
+              <w:tab w:val="left" w:pos="960"/>
+              <w:tab w:val="right" w:leader="dot" w:pos="9350"/>
+            </w:tabs>
+            <w:rPr>
+              <w:rFonts w:asciiTheme="minorHAnsi" w:hAnsiTheme="minorHAnsi"/>
+              <w:noProof/>
+              <w:sz w:val="24"/>
+            </w:rPr>
+          </w:pPr>
+          <w:hyperlink w:anchor="_Toc242607934" w:history="1">
+            <w:r>
+              <w:rPr>
+                <w:rStyle w:val="Hyperlink"/>
+                <w:rFonts w:eastAsia="Times New Roman" w:cs="Times New Roman"/>
+                <w:noProof/>
+              </w:rPr>
+              <w:t>4.2.</w:t>
+            </w:r>
+            <w:r>
+              <w:rPr>
+                <w:rFonts w:asciiTheme="minorHAnsi" w:hAnsiTheme="minorHAnsi"/>
+                <w:noProof/>
+                <w:sz w:val="24"/>
+              </w:rPr>
+              <w:tab/>
+            </w:r>
+            <w:r>
+              <w:rPr>
+                <w:rStyle w:val="Hyperlink"/>
+                <w:rFonts w:eastAsia="Times New Roman" w:cs="Times New Roman"/>
+                <w:noProof/>
+              </w:rPr>
+              <w:t>Những kiến thức thực hành, thực tiễn được nâng cao</w:t>
+            </w:r>
+            <w:r>
+              <w:rPr>
+                <w:noProof/>
+                <w:webHidden/>
+              </w:rPr>
+              <w:tab/>
+            </w:r>
+            <w:r>
+              <w:rPr>
+                <w:noProof/>
+                <w:webHidden/>
+              </w:rPr>
+              <w:fldChar w:fldCharType="begin"/>
+            </w:r>
+            <w:r>
+              <w:rPr>
+                <w:noProof/>
+                <w:webHidden/>
+              </w:rPr>
+              <w:instrText xml:space="preserve"> PAGEREF _Toc242607934 \h </w:instrText>
+            </w:r>
+            <w:r>
+              <w:rPr>
+                <w:noProof/>
+                <w:webHidden/>
+              </w:rPr>
+            </w:r>
+            <w:r>
+              <w:rPr>
+                <w:noProof/>
+                <w:webHidden/>
+              </w:rPr>
+              <w:fldChar w:fldCharType="separate"/>
+            </w:r>
+            <w:r>
+              <w:rPr>
+                <w:noProof/>
+                <w:webHidden/>
+              </w:rPr>
+              <w:t>7</w:t>
+            </w:r>
+            <w:r>
+              <w:rPr>
+                <w:noProof/>
+                <w:webHidden/>
+              </w:rPr>
+              <w:fldChar w:fldCharType="end"/>
+            </w:r>
+          </w:hyperlink>
+        </w:p>
+        <w:p>
+          <w:pPr>
+            <w:pStyle w:val="TOC2"/>
+            <w:tabs>
+              <w:tab w:val="left" w:pos="960"/>
+              <w:tab w:val="right" w:leader="dot" w:pos="9350"/>
+            </w:tabs>
+            <w:rPr>
+              <w:rFonts w:asciiTheme="minorHAnsi" w:hAnsiTheme="minorHAnsi"/>
+              <w:noProof/>
+              <w:sz w:val="24"/>
+            </w:rPr>
+          </w:pPr>
+          <w:hyperlink w:anchor="_Toc242607935" w:history="1">
+            <w:r>
+              <w:rPr>
+                <w:rStyle w:val="Hyperlink"/>
+                <w:rFonts w:eastAsia="Times New Roman" w:cs="Times New Roman"/>
+                <w:noProof/>
+              </w:rPr>
+              <w:t>4.3.</w:t>
+            </w:r>
+            <w:r>
+              <w:rPr>
+                <w:rFonts w:asciiTheme="minorHAnsi" w:hAnsiTheme="minorHAnsi"/>
+                <w:noProof/>
+                <w:sz w:val="24"/>
+              </w:rPr>
+              <w:tab/>
+            </w:r>
+            <w:r>
+              <w:rPr>
+                <w:rStyle w:val="Hyperlink"/>
+                <w:rFonts w:eastAsia="Times New Roman" w:cs="Times New Roman"/>
+                <w:noProof/>
+              </w:rPr>
+              <w:t>Các phản ánh, góp ý về CTĐT</w:t>
+            </w:r>
+            <w:r>
+              <w:rPr>
+                <w:noProof/>
+                <w:webHidden/>
+              </w:rPr>
+              <w:tab/>
+            </w:r>
+            <w:r>
+              <w:rPr>
+                <w:noProof/>
+                <w:webHidden/>
+              </w:rPr>
+              <w:fldChar w:fldCharType="begin"/>
+            </w:r>
+            <w:r>
+              <w:rPr>
+                <w:noProof/>
+                <w:webHidden/>
+              </w:rPr>
+              <w:instrText xml:space="preserve"> PAGEREF _Toc242607935 \h </w:instrText>
+            </w:r>
+            <w:r>
+              <w:rPr>
+                <w:noProof/>
+                <w:webHidden/>
+              </w:rPr>
+            </w:r>
+            <w:r>
+              <w:rPr>
+                <w:noProof/>
+                <w:webHidden/>
+              </w:rPr>
+              <w:fldChar w:fldCharType="separate"/>
+            </w:r>
+            <w:r>
+              <w:rPr>
+                <w:noProof/>
+                <w:webHidden/>
+              </w:rPr>
+              <w:t>7</w:t>
+            </w:r>
+            <w:r>
+              <w:rPr>
+                <w:noProof/>
+                <w:webHidden/>
+              </w:rPr>
+              <w:fldChar w:fldCharType="end"/>
+            </w:r>
+          </w:hyperlink>
+        </w:p>
+        <w:p>
+          <w:pPr>
+            <w:pStyle w:val="TOC1"/>
+            <w:rPr>
+              <w:rFonts w:asciiTheme="minorHAnsi" w:hAnsiTheme="minorHAnsi"/>
+              <w:sz w:val="24"/>
+            </w:rPr>
+          </w:pPr>
+          <w:hyperlink w:anchor="_Toc242607936" w:history="1">
+            <w:r>
+              <w:rPr>
+                <w:rStyle w:val="Hyperlink"/>
+              </w:rPr>
+              <w:t>TÀI LIỆU THAM KHẢO</w:t>
+            </w:r>
+            <w:r>
+              <w:rPr>
+                <w:webHidden/>
+              </w:rPr>
+              <w:tab/>
+            </w:r>
+            <w:r>
+              <w:rPr>
+                <w:webHidden/>
+              </w:rPr>
+              <w:fldChar w:fldCharType="begin"/>
+            </w:r>
+            <w:r>
+              <w:rPr>
+                <w:webHidden/>
+              </w:rPr>
+              <w:instrText xml:space="preserve"> PAGEREF _Toc242607936 \h </w:instrText>
+            </w:r>
+            <w:r>
+              <w:rPr>
+                <w:webHidden/>
+              </w:rPr>
+            </w:r>
+            <w:r>
+              <w:rPr>
+                <w:webHidden/>
+              </w:rPr>
+              <w:fldChar w:fldCharType="separate"/>
+            </w:r>
+            <w:r>
+              <w:rPr>
+                <w:webHidden/>
+              </w:rPr>
+              <w:t>8</w:t>
+            </w:r>
+            <w:r>
+              <w:rPr>
+                <w:webHidden/>
+              </w:rPr>
+              <w:fldChar w:fldCharType="end"/>
+            </w:r>
+          </w:hyperlink>
+        </w:p>
+        <w:p>
+          <w:r>
+            <w:rPr>
+              <w:b/>
+              <w:bCs/>
+              <w:noProof/>
+            </w:rPr>
+            <w:fldChar w:fldCharType="end"/>
+          </w:r>
+        </w:p>
+      </w:sdtContent>
+    </w:sdt>
+    <w:p>
+      <w:pPr>
+        <w:rPr>
+          <w:rFonts w:cs="Times New Roman"/>
+          <w:b/>
+          <w:bCs/>
+          <w:sz w:val="28"/>
+          <w:szCs w:val="32"/>
+        </w:rPr>
+      </w:pPr>
+    </w:p>
+    <w:p>
+      <w:pPr>
+        <w:rPr>
+          <w:rFonts w:eastAsiaTheme="majorEastAsia" w:cs="Times New Roman"/>
+          <w:b/>
+          <w:sz w:val="32"/>
+          <w:szCs w:val="48"/>
+        </w:rPr>
+      </w:pPr>
+      <w:bookmarkStart w:id="5" w:name="_Toc242607923"/>
+      <w:r>
+        <w:br w:type="page"/>
+      </w:r>
+    </w:p>
     <w:p>
       <w:pPr>
         <w:pStyle w:val="Heading1"/>
@@ -444,6 +1644,7 @@
         <w:lastRenderedPageBreak/>
         <w:t>CHƯƠNG 1: TỔNG QUAN VỀ NƠI THỰC TẬP</w:t>
       </w:r>
+      <w:bookmarkEnd w:id="5"/>
     </w:p>
     <w:p>
       <w:pPr>
@@ -465,6 +1666,7 @@
           <w:szCs w:val="26"/>
         </w:rPr>
       </w:pPr>
+      <w:bookmarkStart w:id="6" w:name="_Toc242607924"/>
       <w:r>
         <w:rPr>
           <w:rFonts w:eastAsia="Times New Roman" w:cs="Times New Roman"/>
@@ -473,6 +1675,7 @@
         </w:rPr>
         <w:t>Tổng quan về đơn vị thực tập</w:t>
       </w:r>
+      <w:bookmarkEnd w:id="6"/>
     </w:p>
     <w:p>
       <w:pPr>
@@ -526,8 +1729,9 @@
           <w:szCs w:val="26"/>
         </w:rPr>
       </w:pPr>
-      <w:bookmarkStart w:id="0" w:name="_heading=h.yqukhukgafn9" w:colFirst="0" w:colLast="0"/>
-      <w:bookmarkEnd w:id="0"/>
+      <w:bookmarkStart w:id="7" w:name="_heading=h.yqukhukgafn9" w:colFirst="0" w:colLast="0"/>
+      <w:bookmarkStart w:id="8" w:name="_Toc242607925"/>
+      <w:bookmarkEnd w:id="7"/>
       <w:r>
         <w:rPr>
           <w:rFonts w:eastAsia="Times New Roman" w:cs="Times New Roman"/>
@@ -536,6 +1740,7 @@
         </w:rPr>
         <w:t>Tóm tắt lĩnh vực hoạt động</w:t>
       </w:r>
+      <w:bookmarkEnd w:id="8"/>
     </w:p>
     <w:p>
       <w:pPr>
@@ -573,8 +1778,9 @@
           <w:szCs w:val="26"/>
         </w:rPr>
       </w:pPr>
-      <w:bookmarkStart w:id="1" w:name="_heading=h.8i8enuz3gxm5" w:colFirst="0" w:colLast="0"/>
-      <w:bookmarkEnd w:id="1"/>
+      <w:bookmarkStart w:id="9" w:name="_heading=h.8i8enuz3gxm5" w:colFirst="0" w:colLast="0"/>
+      <w:bookmarkStart w:id="10" w:name="_Toc242607926"/>
+      <w:bookmarkEnd w:id="9"/>
       <w:r>
         <w:rPr>
           <w:rFonts w:eastAsia="Times New Roman" w:cs="Times New Roman"/>
@@ -583,6 +1789,7 @@
         </w:rPr>
         <w:t>Tóm tắt các sản phẩm chính</w:t>
       </w:r>
+      <w:bookmarkEnd w:id="10"/>
     </w:p>
     <w:p>
       <w:pPr>
@@ -620,8 +1827,9 @@
           <w:szCs w:val="26"/>
         </w:rPr>
       </w:pPr>
-      <w:bookmarkStart w:id="2" w:name="_heading=h.2gj2jzoiub36" w:colFirst="0" w:colLast="0"/>
-      <w:bookmarkEnd w:id="2"/>
+      <w:bookmarkStart w:id="11" w:name="_heading=h.2gj2jzoiub36" w:colFirst="0" w:colLast="0"/>
+      <w:bookmarkStart w:id="12" w:name="_Toc242607927"/>
+      <w:bookmarkEnd w:id="11"/>
       <w:r>
         <w:rPr>
           <w:rFonts w:eastAsia="Times New Roman" w:cs="Times New Roman"/>
@@ -630,6 +1838,7 @@
         </w:rPr>
         <w:t>Tóm tắt về cựu sinh viên UIT đã và đang làm việc tại đơn vị</w:t>
       </w:r>
+      <w:bookmarkEnd w:id="12"/>
     </w:p>
     <w:p>
       <w:pPr>
@@ -686,10 +1895,12 @@
           <w:szCs w:val="26"/>
         </w:rPr>
       </w:pPr>
+      <w:bookmarkStart w:id="13" w:name="_Toc242607928"/>
       <w:r>
         <w:lastRenderedPageBreak/>
         <w:t>CHƯƠNG 2: TÓM TẮT NỘI DUNG THỰC TẬP</w:t>
       </w:r>
+      <w:bookmarkEnd w:id="13"/>
     </w:p>
     <w:p>
       <w:pPr>
@@ -707,6 +1918,7 @@
           <w:szCs w:val="26"/>
         </w:rPr>
       </w:pPr>
+      <w:bookmarkStart w:id="14" w:name="_Toc242607929"/>
       <w:r>
         <w:rPr>
           <w:rFonts w:eastAsia="Times New Roman" w:cs="Times New Roman"/>
@@ -715,6 +1927,7 @@
         </w:rPr>
         <w:t>Tóm tắt nội dung thực thiện</w:t>
       </w:r>
+      <w:bookmarkEnd w:id="14"/>
     </w:p>
     <w:p>
       <w:pPr>
@@ -749,8 +1962,8 @@
           <w:color w:val="000000"/>
         </w:rPr>
       </w:pPr>
-      <w:bookmarkStart w:id="3" w:name="_heading=h.gootsq6pfjl2" w:colFirst="0" w:colLast="0"/>
-      <w:bookmarkEnd w:id="3"/>
+      <w:bookmarkStart w:id="15" w:name="_heading=h.gootsq6pfjl2" w:colFirst="0" w:colLast="0"/>
+      <w:bookmarkEnd w:id="15"/>
       <w:r>
         <w:rPr>
           <w:rFonts w:eastAsia="Times New Roman" w:cs="Times New Roman"/>
@@ -1121,6 +2334,7 @@
           <w:szCs w:val="26"/>
         </w:rPr>
       </w:pPr>
+      <w:bookmarkStart w:id="16" w:name="_Toc242607930"/>
       <w:r>
         <w:rPr>
           <w:rFonts w:eastAsia="Times New Roman" w:cs="Times New Roman"/>
@@ -1129,6 +2343,7 @@
         </w:rPr>
         <w:t>Tóm tắt kết quả thực hiện</w:t>
       </w:r>
+      <w:bookmarkEnd w:id="16"/>
     </w:p>
     <w:p>
       <w:pPr>
@@ -1164,8 +2379,8 @@
           <w:szCs w:val="26"/>
         </w:rPr>
       </w:pPr>
-      <w:bookmarkStart w:id="4" w:name="_heading=h.itjeqg2nqllh" w:colFirst="0" w:colLast="0"/>
-      <w:bookmarkEnd w:id="4"/>
+      <w:bookmarkStart w:id="17" w:name="_heading=h.itjeqg2nqllh" w:colFirst="0" w:colLast="0"/>
+      <w:bookmarkEnd w:id="17"/>
       <w:r>
         <w:rPr>
           <w:rFonts w:eastAsia="Times New Roman" w:cs="Times New Roman"/>
@@ -1620,10 +2835,12 @@
           <w:szCs w:val="26"/>
         </w:rPr>
       </w:pPr>
+      <w:bookmarkStart w:id="18" w:name="_Toc242607931"/>
       <w:r>
         <w:lastRenderedPageBreak/>
         <w:t>CHƯƠNG 3: NỘI DUNG THỰC TẬP CHI TIẾT</w:t>
       </w:r>
+      <w:bookmarkEnd w:id="18"/>
     </w:p>
     <w:p>
       <w:pPr>
@@ -1811,8 +3028,8 @@
             <v:path o:extrusionok="f" gradientshapeok="t" o:connecttype="rect"/>
             <o:lock v:ext="edit" aspectratio="t"/>
           </v:shapetype>
-          <v:shape id="_x0000_i1025" type="#_x0000_t75" alt="TS.Nguyễn Văn Thiện với nghiên cứu thiết kế hệ thống đo và giám sát chất" style="width:462.7pt;height:229.15pt">
-            <v:imagedata r:id="rId5" r:href="rId6"/>
+          <v:shape id="_x0000_i1030" type="#_x0000_t75" alt="TS.Nguyễn Văn Thiện với nghiên cứu thiết kế hệ thống đo và giám sát chất" style="width:462.85pt;height:229.55pt">
+            <v:imagedata r:id="rId6" r:href="rId7"/>
           </v:shape>
         </w:pict>
       </w:r>
@@ -1838,8 +3055,8 @@
           <w:szCs w:val="26"/>
         </w:rPr>
       </w:pPr>
-      <w:bookmarkStart w:id="5" w:name="_heading=h.4247olpvgssn" w:colFirst="0" w:colLast="0"/>
-      <w:bookmarkEnd w:id="5"/>
+      <w:bookmarkStart w:id="19" w:name="_heading=h.4247olpvgssn" w:colFirst="0" w:colLast="0"/>
+      <w:bookmarkEnd w:id="19"/>
       <w:r>
         <w:rPr>
           <w:rFonts w:eastAsia="Times New Roman" w:cs="Times New Roman"/>
@@ -1859,10 +3076,12 @@
       <w:r>
         <w:br w:type="column"/>
       </w:r>
+      <w:bookmarkStart w:id="20" w:name="_Toc242607932"/>
       <w:r>
         <w:lastRenderedPageBreak/>
         <w:t>CHƯƠNG 4: KẾT LUẬN</w:t>
       </w:r>
+      <w:bookmarkEnd w:id="20"/>
     </w:p>
     <w:p>
       <w:pPr>
@@ -1880,6 +3099,7 @@
           <w:szCs w:val="26"/>
         </w:rPr>
       </w:pPr>
+      <w:bookmarkStart w:id="21" w:name="_Toc242607933"/>
       <w:r>
         <w:rPr>
           <w:rFonts w:eastAsia="Times New Roman" w:cs="Times New Roman"/>
@@ -1888,6 +3108,7 @@
         </w:rPr>
         <w:t>Những kiến thức lý thuyết được cũng cố</w:t>
       </w:r>
+      <w:bookmarkEnd w:id="21"/>
     </w:p>
     <w:p>
       <w:pPr>
@@ -1918,6 +3139,7 @@
           <w:szCs w:val="26"/>
         </w:rPr>
       </w:pPr>
+      <w:bookmarkStart w:id="22" w:name="_Toc242607934"/>
       <w:r>
         <w:rPr>
           <w:rFonts w:eastAsia="Times New Roman" w:cs="Times New Roman"/>
@@ -1926,6 +3148,7 @@
         </w:rPr>
         <w:t>Những kiến thức thực hành, thực tiễn được nâng cao</w:t>
       </w:r>
+      <w:bookmarkEnd w:id="22"/>
     </w:p>
     <w:p>
       <w:pPr>
@@ -1960,6 +3183,7 @@
           <w:szCs w:val="26"/>
         </w:rPr>
       </w:pPr>
+      <w:bookmarkStart w:id="23" w:name="_Toc242607935"/>
       <w:r>
         <w:rPr>
           <w:rFonts w:eastAsia="Times New Roman" w:cs="Times New Roman"/>
@@ -1968,6 +3192,7 @@
         </w:rPr>
         <w:t>Các phản ánh, góp ý về CTĐT</w:t>
       </w:r>
+      <w:bookmarkEnd w:id="23"/>
     </w:p>
     <w:p>
       <w:pPr>
@@ -2079,10 +3304,12 @@
       <w:pPr>
         <w:pStyle w:val="Heading1"/>
       </w:pPr>
+      <w:bookmarkStart w:id="24" w:name="_Toc242607936"/>
       <w:r>
         <w:lastRenderedPageBreak/>
         <w:t>TÀI LIỆU THAM KHẢO</w:t>
       </w:r>
+      <w:bookmarkEnd w:id="24"/>
     </w:p>
     <w:p>
       <w:pPr>
@@ -3637,6 +4864,73 @@
       <w:spacing w:after="0" w:line="240" w:lineRule="auto"/>
     </w:pPr>
   </w:style>
+  <w:style w:type="paragraph" w:styleId="TOCHeading">
+    <w:name w:val="TOC Heading"/>
+    <w:basedOn w:val="Heading1"/>
+    <w:next w:val="Normal"/>
+    <w:uiPriority w:val="39"/>
+    <w:unhideWhenUsed/>
+    <w:qFormat/>
+    <w:rsid w:val="00263375"/>
+    <w:pPr>
+      <w:spacing w:before="240" w:after="0" w:line="259" w:lineRule="auto"/>
+      <w:jc w:val="left"/>
+      <w:outlineLvl w:val="9"/>
+    </w:pPr>
+    <w:rPr>
+      <w:rFonts w:asciiTheme="majorHAnsi" w:hAnsiTheme="majorHAnsi" w:cstheme="majorBidi"/>
+      <w:b w:val="0"/>
+      <w:color w:val="0F4761" w:themeColor="accent1" w:themeShade="BF"/>
+      <w:kern w:val="0"/>
+      <w:szCs w:val="32"/>
+      <w:lang w:eastAsia="en-US" w:bidi="ar-SA"/>
+      <w14:ligatures w14:val="none"/>
+    </w:rPr>
+  </w:style>
+  <w:style w:type="paragraph" w:styleId="TOC1">
+    <w:name w:val="toc 1"/>
+    <w:basedOn w:val="Normal"/>
+    <w:next w:val="Normal"/>
+    <w:autoRedefine/>
+    <w:uiPriority w:val="39"/>
+    <w:unhideWhenUsed/>
+    <w:rsid w:val="00263375"/>
+    <w:pPr>
+      <w:tabs>
+        <w:tab w:val="right" w:leader="dot" w:pos="9350"/>
+      </w:tabs>
+      <w:spacing w:after="100"/>
+    </w:pPr>
+    <w:rPr>
+      <w:b/>
+      <w:bCs/>
+      <w:noProof/>
+    </w:rPr>
+  </w:style>
+  <w:style w:type="paragraph" w:styleId="TOC2">
+    <w:name w:val="toc 2"/>
+    <w:basedOn w:val="Normal"/>
+    <w:next w:val="Normal"/>
+    <w:autoRedefine/>
+    <w:uiPriority w:val="39"/>
+    <w:unhideWhenUsed/>
+    <w:rsid w:val="00263375"/>
+    <w:pPr>
+      <w:spacing w:after="100"/>
+      <w:ind w:left="260"/>
+    </w:pPr>
+  </w:style>
+  <w:style w:type="character" w:styleId="Hyperlink">
+    <w:name w:val="Hyperlink"/>
+    <w:basedOn w:val="DefaultParagraphFont"/>
+    <w:uiPriority w:val="99"/>
+    <w:unhideWhenUsed/>
+    <w:rsid w:val="00263375"/>
+    <w:rPr>
+      <w:color w:val="467886" w:themeColor="hyperlink"/>
+      <w:u w:val="single"/>
+    </w:rPr>
+  </w:style>
 </w:styles>
 </file>
 
@@ -3933,4 +5227,16 @@
     </a:ext>
   </a:extLst>
 </a:theme>
+</file>
+
+<file path=customXml/item1.xml><?xml version="1.0" encoding="utf-8"?>
+<b:Sources xmlns:b="http://schemas.openxmlformats.org/officeDocument/2006/bibliography" xmlns="http://schemas.openxmlformats.org/officeDocument/2006/bibliography" SelectedStyle="\APASixthEditionOfficeOnline.xsl" StyleName="APA" Version="6"/>
+</file>
+
+<file path=customXml/itemProps1.xml><?xml version="1.0" encoding="utf-8"?>
+<ds:datastoreItem xmlns:ds="http://schemas.openxmlformats.org/officeDocument/2006/customXml" ds:itemID="{E62268FE-A4B3-4377-802A-D331182A94E5}">
+  <ds:schemaRefs>
+    <ds:schemaRef ds:uri="http://schemas.openxmlformats.org/officeDocument/2006/bibliography"/>
+  </ds:schemaRefs>
+</ds:datastoreItem>
 </file>
--- a/baocaothuctap.docx
+++ b/baocaothuctap.docx
@@ -5,11 +5,17 @@
     <w:p>
       <w:pPr>
         <w:pStyle w:val="Title"/>
+        <w:rPr>
+          <w:sz w:val="32"/>
+          <w:szCs w:val="44"/>
+        </w:rPr>
       </w:pPr>
       <w:bookmarkStart w:id="0" w:name="_Toc242607918"/>
       <w:r>
         <w:rPr>
           <w:noProof/>
+          <w:sz w:val="32"/>
+          <w:szCs w:val="44"/>
         </w:rPr>
         <mc:AlternateContent>
           <mc:Choice Requires="wps">
@@ -94,6 +100,10 @@
         </mc:AlternateContent>
       </w:r>
       <w:r>
+        <w:rPr>
+          <w:sz w:val="32"/>
+          <w:szCs w:val="44"/>
+        </w:rPr>
         <w:t>TRƯỜNG ĐẠI HỌC CÔNG NGHỆ THÔNG TIN</w:t>
       </w:r>
       <w:bookmarkEnd w:id="0"/>
@@ -101,9 +111,17 @@
     <w:p>
       <w:pPr>
         <w:pStyle w:val="Title"/>
+        <w:rPr>
+          <w:sz w:val="32"/>
+          <w:szCs w:val="44"/>
+        </w:rPr>
       </w:pPr>
       <w:bookmarkStart w:id="1" w:name="_Toc242607919"/>
       <w:r>
+        <w:rPr>
+          <w:sz w:val="32"/>
+          <w:szCs w:val="44"/>
+        </w:rPr>
         <w:t>KHOA KỸ THUẬT MÁY TÍNH</w:t>
       </w:r>
       <w:bookmarkEnd w:id="1"/>
@@ -126,9 +144,17 @@
     <w:p>
       <w:pPr>
         <w:pStyle w:val="Title"/>
+        <w:rPr>
+          <w:sz w:val="28"/>
+          <w:szCs w:val="40"/>
+        </w:rPr>
       </w:pPr>
       <w:bookmarkStart w:id="2" w:name="_Toc242607920"/>
       <w:r>
+        <w:rPr>
+          <w:sz w:val="28"/>
+          <w:szCs w:val="40"/>
+        </w:rPr>
         <w:t>BÁO CÁO THỰC TẬP DOANH NGHIỆP</w:t>
       </w:r>
       <w:bookmarkEnd w:id="2"/>
@@ -3028,7 +3054,7 @@
             <v:path o:extrusionok="f" gradientshapeok="t" o:connecttype="rect"/>
             <o:lock v:ext="edit" aspectratio="t"/>
           </v:shapetype>
-          <v:shape id="_x0000_i1030" type="#_x0000_t75" alt="TS.Nguyễn Văn Thiện với nghiên cứu thiết kế hệ thống đo và giám sát chất" style="width:462.85pt;height:229.55pt">
+          <v:shape id="_x0000_i1030" type="#_x0000_t75" alt="TS.Nguyễn Văn Thiện với nghiên cứu thiết kế hệ thống đo và giám sát chất" style="width:462.75pt;height:229.5pt">
             <v:imagedata r:id="rId6" r:href="rId7"/>
           </v:shape>
         </w:pict>

--- a/baocaothuctap.docx
+++ b/baocaothuctap.docx
@@ -1705,38 +1705,6 @@
     </w:p>
     <w:p>
       <w:pPr>
-        <w:spacing w:line="312" w:lineRule="auto"/>
-        <w:ind w:firstLine="720"/>
-        <w:jc w:val="both"/>
-        <w:rPr>
-          <w:szCs w:val="26"/>
-        </w:rPr>
-      </w:pPr>
-      <w:r>
-        <w:rPr>
-          <w:szCs w:val="26"/>
-        </w:rPr>
-        <w:t xml:space="preserve">Sinh viên trình bày tóm tắt các thông tin giới thiệu tổng quan về đơn vị nơi mà sinh viên tham gia thực tập (sau đây gọi là </w:t>
-      </w:r>
-      <w:r>
-        <w:rPr>
-          <w:b/>
-          <w:bCs/>
-          <w:i/>
-          <w:iCs/>
-          <w:szCs w:val="26"/>
-        </w:rPr>
-        <w:t>đơn vị thực tập</w:t>
-      </w:r>
-      <w:r>
-        <w:rPr>
-          <w:szCs w:val="26"/>
-        </w:rPr>
-        <w:t>). Các thông tin nên có bao gồm: giới thiệu tổng quan về doanh nghiệp, quá trình hình thành, tầm nhìn, chiến lược phát triển, địa chỉ, người đại diện, quy mô nhân sự, loại hình doanh nghiệp, thị trường hoạt động…</w:t>
-      </w:r>
-    </w:p>
-    <w:p>
-      <w:pPr>
         <w:pStyle w:val="Heading2"/>
         <w:numPr>
           <w:ilvl w:val="1"/>
@@ -1760,6 +1728,25 @@
       <w:bookmarkEnd w:id="7"/>
       <w:r>
         <w:rPr>
+          <w:rFonts w:eastAsiaTheme="minorEastAsia" w:cstheme="minorBidi"/>
+          <w:b w:val="0"/>
+          <w:bCs/>
+          <w:sz w:val="26"/>
+          <w:szCs w:val="26"/>
+        </w:rPr>
+        <w:t>Công ty TNHH Bosch Global Software Technologies Việt Nam</w:t>
+      </w:r>
+      <w:r>
+        <w:rPr>
+          <w:rFonts w:eastAsiaTheme="minorEastAsia" w:cstheme="minorBidi"/>
+          <w:b w:val="0"/>
+          <w:sz w:val="26"/>
+          <w:szCs w:val="26"/>
+        </w:rPr>
+        <w:t xml:space="preserve"> là trung tâm phần mềm và nghiên cứu phát triển chiến lược của Tập đoàn Robert Bosch tại khu vực Đông Nam Á. Được thành lập từ năm 2010, công ty hiện là nơi làm việc của hơn 4.000 kỹ sư công nghệ tại hai trung tâm lớn là Thành phố Hồ Chí Minh và Hà Nội. Doanh nghiệp hoạt động chủ yếu trong các lĩnh vực phát triển phần mềm ô tô, hệ thống nhúng, giải pháp công nghệ thông tin doanh nghiệp cùng các công nghệ kỹ thuật số tiên tiến như IoT, AI và Điện toán đám mây. Với môi trường làm việc chuẩn quốc tế và định hướng phát triển bền vững, công ty đóng vai trò then chốt trong việc thúc đẩy chuyển đổi số và cung cấp các sản phẩm công nghệ đạt tiêu chuẩn chất lượng toàn cầu.</w:t>
+      </w:r>
+      <w:r>
+        <w:rPr>
           <w:rFonts w:eastAsia="Times New Roman" w:cs="Times New Roman"/>
           <w:sz w:val="26"/>
           <w:szCs w:val="26"/>
@@ -1767,22 +1754,6 @@
         <w:t>Tóm tắt lĩnh vực hoạt động</w:t>
       </w:r>
       <w:bookmarkEnd w:id="8"/>
-    </w:p>
-    <w:p>
-      <w:pPr>
-        <w:spacing w:line="312" w:lineRule="auto"/>
-        <w:ind w:firstLine="720"/>
-        <w:jc w:val="both"/>
-        <w:rPr>
-          <w:szCs w:val="26"/>
-        </w:rPr>
-      </w:pPr>
-      <w:r>
-        <w:rPr>
-          <w:szCs w:val="26"/>
-        </w:rPr>
-        <w:t>Sinh viên trình bày tóm tắt các lĩnh vực hoạt động chính của đơn vị thực tập. Sinh viên có thể minh họa bằng hình ảnh tham khảo, mô hình nếu có.</w:t>
-      </w:r>
     </w:p>
     <w:p>
       <w:pPr>
@@ -3034,6 +3005,15 @@
         <w:fldChar w:fldCharType="separate"/>
       </w:r>
       <w:r>
+        <w:fldChar w:fldCharType="begin"/>
+      </w:r>
+      <w:r>
+        <w:instrText xml:space="preserve"> INCLUDEPICTURE  "https://www.haui.edu.vn/media/85/t85931.jpg" \* MERGEFORMATINET </w:instrText>
+      </w:r>
+      <w:r>
+        <w:fldChar w:fldCharType="separate"/>
+      </w:r>
+      <w:r>
         <w:pict w14:anchorId="25018627">
           <v:shapetype id="_x0000_t75" coordsize="21600,21600" o:spt="75" o:preferrelative="t" path="m@4@5l@4@11@9@11@9@5xe" filled="f" stroked="f">
             <v:stroke joinstyle="miter"/>
@@ -3054,10 +3034,13 @@
             <v:path o:extrusionok="f" gradientshapeok="t" o:connecttype="rect"/>
             <o:lock v:ext="edit" aspectratio="t"/>
           </v:shapetype>
-          <v:shape id="_x0000_i1030" type="#_x0000_t75" alt="TS.Nguyễn Văn Thiện với nghiên cứu thiết kế hệ thống đo và giám sát chất" style="width:462.75pt;height:229.5pt">
+          <v:shape id="_x0000_i1025" type="#_x0000_t75" alt="TS.Nguyễn Văn Thiện với nghiên cứu thiết kế hệ thống đo và giám sát chất" style="width:463pt;height:229.2pt">
             <v:imagedata r:id="rId6" r:href="rId7"/>
           </v:shape>
         </w:pict>
+      </w:r>
+      <w:r>
+        <w:fldChar w:fldCharType="end"/>
       </w:r>
       <w:r>
         <w:fldChar w:fldCharType="end"/>
@@ -4580,7 +4563,6 @@
   <w:style w:type="character" w:default="1" w:styleId="DefaultParagraphFont">
     <w:name w:val="Default Paragraph Font"/>
     <w:uiPriority w:val="1"/>
-    <w:semiHidden/>
     <w:unhideWhenUsed/>
   </w:style>
   <w:style w:type="table" w:default="1" w:styleId="TableNormal">
